--- a/AssetManagement/Client/wwwroot/Private/ExpCertificateSTN.docx
+++ b/AssetManagement/Client/wwwroot/Private/ExpCertificateSTN.docx
@@ -20,15 +20,7 @@
         <w:spacing w:before="39"/>
       </w:pPr>
       <w:r>
-        <w:t>{</w:t>
-      </w:r>
-      <w:proofErr w:type="spellStart"/>
-      <w:r>
-        <w:t>LetterDate</w:t>
-      </w:r>
-      <w:proofErr w:type="spellEnd"/>
-      <w:r>
-        <w:t>}</w:t>
+        <w:t>{LetterDate}</w:t>
       </w:r>
     </w:p>
     <w:p>
@@ -52,15 +44,7 @@
         <w:t xml:space="preserve">{Title} </w:t>
       </w:r>
       <w:r>
-        <w:t>{</w:t>
-      </w:r>
-      <w:proofErr w:type="spellStart"/>
-      <w:r>
-        <w:t>EmployeeName</w:t>
-      </w:r>
-      <w:proofErr w:type="spellEnd"/>
-      <w:r>
-        <w:t>}</w:t>
+        <w:t>{EmployeeName}</w:t>
       </w:r>
     </w:p>
     <w:p>
@@ -129,45 +113,13 @@
         <w:pStyle w:val="Footer"/>
       </w:pPr>
       <w:r>
-        <w:t>It is our pleasure to inform you that {Title} {</w:t>
-      </w:r>
-      <w:proofErr w:type="spellStart"/>
-      <w:r>
-        <w:t>EmployeeName</w:t>
-      </w:r>
-      <w:proofErr w:type="spellEnd"/>
-      <w:r>
-        <w:t>} S/o {</w:t>
-      </w:r>
-      <w:proofErr w:type="spellStart"/>
-      <w:r>
-        <w:t>FatherName</w:t>
-      </w:r>
-      <w:proofErr w:type="spellEnd"/>
-      <w:r>
-        <w:t>} has worked with us</w:t>
+        <w:t>It is our pleasure to inform you that {Title} {EmployeeName} S/o {FatherName} has worked with us</w:t>
       </w:r>
       <w:r>
         <w:t xml:space="preserve"> </w:t>
       </w:r>
       <w:r>
-        <w:t>for a tenure of {</w:t>
-      </w:r>
-      <w:proofErr w:type="spellStart"/>
-      <w:r>
-        <w:t>EmploymentDuration</w:t>
-      </w:r>
-      <w:proofErr w:type="spellEnd"/>
-      <w:r>
-        <w:t>}. {</w:t>
-      </w:r>
-      <w:proofErr w:type="spellStart"/>
-      <w:r>
-        <w:t>HeShe</w:t>
-      </w:r>
-      <w:proofErr w:type="spellEnd"/>
-      <w:r>
-        <w:t xml:space="preserve">} has worked with </w:t>
+        <w:t xml:space="preserve">for a tenure of {EmploymentDuration}. {HeShe} has worked with </w:t>
       </w:r>
       <w:r>
         <w:t>STN COMMODITIES PRIVATE</w:t>
@@ -182,21 +134,11 @@
         <w:t xml:space="preserve"> </w:t>
       </w:r>
       <w:r>
-        <w:t>in the position of {Designation} from {</w:t>
-      </w:r>
-      <w:proofErr w:type="spellStart"/>
-      <w:r>
-        <w:t>DateOfJoining</w:t>
-      </w:r>
-      <w:proofErr w:type="spellEnd"/>
-      <w:r>
-        <w:t>} to {</w:t>
-      </w:r>
-      <w:proofErr w:type="spellStart"/>
-      <w:r>
-        <w:t>DateOfLeaving</w:t>
-      </w:r>
-      <w:proofErr w:type="spellEnd"/>
+        <w:t>in the position of {Designation} from {DateOfJoining} to {</w:t>
+      </w:r>
+      <w:r>
+        <w:t>RelievedDate</w:t>
+      </w:r>
       <w:r>
         <w:t>}.</w:t>
       </w:r>
@@ -219,100 +161,28 @@
         <w:spacing w:before="39"/>
       </w:pPr>
       <w:r>
-        <w:t>During the above-mentioned tenure, {Title} {</w:t>
-      </w:r>
-      <w:proofErr w:type="spellStart"/>
-      <w:r>
-        <w:t>EmployeeName</w:t>
-      </w:r>
-      <w:proofErr w:type="spellEnd"/>
-      <w:r>
-        <w:t>} remained involved with the duties and responsibilities assigned to {</w:t>
-      </w:r>
-      <w:proofErr w:type="spellStart"/>
-      <w:r>
-        <w:t>HimHer</w:t>
-      </w:r>
-      <w:proofErr w:type="spellEnd"/>
-      <w:r>
-        <w:t>}. We found {</w:t>
-      </w:r>
-      <w:proofErr w:type="spellStart"/>
-      <w:r>
-        <w:t>HimHer</w:t>
-      </w:r>
-      <w:proofErr w:type="spellEnd"/>
-      <w:r>
-        <w:t>} competent, active, and sincere in {</w:t>
-      </w:r>
-      <w:proofErr w:type="spellStart"/>
-      <w:r>
-        <w:t>HisHer</w:t>
-      </w:r>
-      <w:proofErr w:type="spellEnd"/>
-      <w:r>
-        <w:t>} work. {</w:t>
-      </w:r>
-      <w:proofErr w:type="spellStart"/>
-      <w:r>
-        <w:t>HeShe</w:t>
-      </w:r>
-      <w:proofErr w:type="spellEnd"/>
-      <w:r>
-        <w:t>} is professionally sound and hard-working, and {</w:t>
-      </w:r>
-      <w:proofErr w:type="spellStart"/>
-      <w:r>
-        <w:t>HisHer</w:t>
-      </w:r>
-      <w:proofErr w:type="spellEnd"/>
-      <w:r>
-        <w:t>} dedication, initiative, and contributions have been helpful to the organization.</w:t>
-      </w:r>
-    </w:p>
-    <w:p>
-      <w:pPr>
-        <w:pStyle w:val="BodyText"/>
-        <w:tabs>
-          <w:tab w:val="left" w:pos="3000"/>
-        </w:tabs>
-        <w:spacing w:before="39"/>
-      </w:pPr>
-    </w:p>
-    <w:p>
-      <w:pPr>
-        <w:pStyle w:val="BodyText"/>
-        <w:tabs>
-          <w:tab w:val="left" w:pos="3000"/>
-        </w:tabs>
-        <w:spacing w:before="39"/>
-      </w:pPr>
-      <w:r>
-        <w:t>We respect {</w:t>
-      </w:r>
-      <w:proofErr w:type="spellStart"/>
-      <w:r>
-        <w:t>HisHer</w:t>
-      </w:r>
-      <w:proofErr w:type="spellEnd"/>
-      <w:r>
-        <w:t>} decision to discontinue the services with us and wish {</w:t>
-      </w:r>
-      <w:proofErr w:type="spellStart"/>
-      <w:r>
-        <w:t>HimHer</w:t>
-      </w:r>
-      <w:proofErr w:type="spellEnd"/>
-      <w:r>
-        <w:t>} all the best in {</w:t>
-      </w:r>
-      <w:proofErr w:type="spellStart"/>
-      <w:r>
-        <w:t>HisHer</w:t>
-      </w:r>
-      <w:proofErr w:type="spellEnd"/>
-      <w:r>
-        <w:t>} future endeavors.</w:t>
+        <w:t>During the above-mentioned tenure, {Title} {EmployeeName} remained involved with the duties and responsibilities assigned to {HimHer}. We found {HimHer} competent, active, and sincere in {HisHer} work. {HeShe} is professionally sound and hard-working, and {HisHer} dedication, initiative, and contributions have been helpful to the organization.</w:t>
+      </w:r>
+    </w:p>
+    <w:p>
+      <w:pPr>
+        <w:pStyle w:val="BodyText"/>
+        <w:tabs>
+          <w:tab w:val="left" w:pos="3000"/>
+        </w:tabs>
+        <w:spacing w:before="39"/>
+      </w:pPr>
+    </w:p>
+    <w:p>
+      <w:pPr>
+        <w:pStyle w:val="BodyText"/>
+        <w:tabs>
+          <w:tab w:val="left" w:pos="3000"/>
+        </w:tabs>
+        <w:spacing w:before="39"/>
+      </w:pPr>
+      <w:r>
+        <w:t>We respect {HisHer} decision to discontinue the services with us and wish {HimHer} all the best in {HisHer} future endeavors.</w:t>
       </w:r>
     </w:p>
     <w:p>
@@ -354,35 +224,19 @@
         <w:spacing w:before="39"/>
       </w:pPr>
       <w:r>
-        <w:t>{</w:t>
-      </w:r>
-      <w:proofErr w:type="spellStart"/>
-      <w:r>
-        <w:t>SignerName</w:t>
-      </w:r>
-      <w:proofErr w:type="spellEnd"/>
-      <w:r>
-        <w:t>}</w:t>
-      </w:r>
-    </w:p>
-    <w:p>
-      <w:pPr>
-        <w:pStyle w:val="BodyText"/>
-        <w:tabs>
-          <w:tab w:val="left" w:pos="3000"/>
-        </w:tabs>
-        <w:spacing w:before="39"/>
-      </w:pPr>
-      <w:r>
-        <w:t>({</w:t>
-      </w:r>
-      <w:proofErr w:type="spellStart"/>
-      <w:r>
-        <w:t>SignerDesignation</w:t>
-      </w:r>
-      <w:proofErr w:type="spellEnd"/>
-      <w:r>
-        <w:t>})</w:t>
+        <w:t>{SignerName}</w:t>
+      </w:r>
+    </w:p>
+    <w:p>
+      <w:pPr>
+        <w:pStyle w:val="BodyText"/>
+        <w:tabs>
+          <w:tab w:val="left" w:pos="3000"/>
+        </w:tabs>
+        <w:spacing w:before="39"/>
+      </w:pPr>
+      <w:r>
+        <w:t>({SignerDesignation})</w:t>
       </w:r>
     </w:p>
     <w:sectPr>
@@ -438,13 +292,8 @@
       <w:pStyle w:val="Footer"/>
       <w:jc w:val="center"/>
     </w:pPr>
-    <w:proofErr w:type="gramStart"/>
     <w:r>
-      <w:t>CIN :</w:t>
-    </w:r>
-    <w:proofErr w:type="gramEnd"/>
-    <w:r>
-      <w:t xml:space="preserve"> </w:t>
+      <w:t xml:space="preserve">CIN : </w:t>
     </w:r>
     <w:r>
       <w:t>U51909DL2022PTC402160</w:t>
@@ -969,7 +818,6 @@
   <w:style w:type="character" w:default="1" w:styleId="DefaultParagraphFont">
     <w:name w:val="Default Paragraph Font"/>
     <w:uiPriority w:val="1"/>
-    <w:semiHidden/>
     <w:unhideWhenUsed/>
   </w:style>
   <w:style w:type="table" w:default="1" w:styleId="TableNormal">
